--- a/eng/docx/008.content.docx
+++ b/eng/docx/008.content.docx
@@ -20985,7 +20985,7 @@
         <w:rPr>
           <w:lang w:val="en_US" w:bidi="en_US"/>
         </w:rPr>
-        <w:t>horn, horned</w:t>
+        <w:t>horn, horned, shofar</w:t>
       </w:r>
       <w:r>
         <w:rPr>
@@ -21048,30 +21048,30 @@
         <w:rPr>
           <w:lang w:val="en_US" w:bidi="en_US"/>
         </w:rPr>
-        <w:t>The horn of a ram (male sheep) was made into a musical instrument called a “ram’s horn” or “shofar,” which was blown for special events such as religious festivals.</w:t>
-      </w:r>
-      <w:r>
-        <w:rPr>
-          <w:lang w:val="en_US" w:bidi="en_US"/>
-        </w:rPr>
-      </w:r>
-    </w:p>
-    <w:p>
-      <w:pPr>
-        <w:pStyle w:val="ListBullet"/>
-        <w:spacing w:line="240" w:lineRule="auto"/>
-        <w:ind w:left="720"/>
-      </w:pPr>
-      <w:r>
-        <w:rPr>
-          <w:lang w:val="en_US" w:bidi="en_US"/>
-        </w:rPr>
-      </w:r>
-      <w:r>
-        <w:rPr>
-          <w:lang w:val="en_US" w:bidi="en_US"/>
-        </w:rPr>
-        <w:t>This term should be translated with a word that is different from the word that refers to a trumpet.</w:t>
+        <w:t>The horn of a ram (male sheep) was made into a musical instrument called a “ram’s horn” or “shofar,” which was blown for special events such as religious festivals or to call men for battle.</w:t>
+      </w:r>
+      <w:r>
+        <w:rPr>
+          <w:lang w:val="en_US" w:bidi="en_US"/>
+        </w:rPr>
+      </w:r>
+    </w:p>
+    <w:p>
+      <w:pPr>
+        <w:pStyle w:val="ListBullet"/>
+        <w:spacing w:line="240" w:lineRule="auto"/>
+        <w:ind w:left="720"/>
+      </w:pPr>
+      <w:r>
+        <w:rPr>
+          <w:lang w:val="en_US" w:bidi="en_US"/>
+        </w:rPr>
+      </w:r>
+      <w:r>
+        <w:rPr>
+          <w:lang w:val="en_US" w:bidi="en_US"/>
+        </w:rPr>
+        <w:t>This term should be translated with a word that is different from the word that refers to a trumpet, which is usually made of metal.</w:t>
       </w:r>
       <w:r>
         <w:rPr>

--- a/eng/docx/008.content.docx
+++ b/eng/docx/008.content.docx
@@ -2752,7 +2752,7 @@
         <w:rPr>
           <w:lang w:val="en_US" w:bidi="en_US"/>
         </w:rPr>
-        <w:t>Hamath, Hamathites, Lebo Hamath</w:t>
+        <w:t>Hamath, Hamathites, Lebo Hamath, Hamath Rabbah</w:t>
       </w:r>
       <w:r>
         <w:rPr>
@@ -2839,6 +2839,29 @@
           <w:lang w:val="en_US" w:bidi="en_US"/>
         </w:rPr>
         <w:t>Some versions translate “Lebo Hamath” as “entrance to Hamath.”</w:t>
+      </w:r>
+      <w:r>
+        <w:rPr>
+          <w:lang w:val="en_US" w:bidi="en_US"/>
+        </w:rPr>
+      </w:r>
+    </w:p>
+    <w:p>
+      <w:pPr>
+        <w:pStyle w:val="ListBullet"/>
+        <w:spacing w:line="240" w:lineRule="auto"/>
+        <w:ind w:left="720"/>
+      </w:pPr>
+      <w:r>
+        <w:rPr>
+          <w:lang w:val="en_US" w:bidi="en_US"/>
+        </w:rPr>
+      </w:r>
+      <w:r>
+        <w:rPr>
+          <w:lang w:val="en_US" w:bidi="en_US"/>
+        </w:rPr>
+        <w:t>Sometimes called “Hamath Rabbah” which means “great Hamath.”</w:t>
       </w:r>
       <w:r>
         <w:rPr>

--- a/eng/docx/008.content.docx
+++ b/eng/docx/008.content.docx
@@ -323,7 +323,19 @@
         <w:rPr>
           <w:lang w:val="en_US" w:bidi="en_US"/>
         </w:rPr>
-        <w:t>(Translation suggestions: How to Translate Names)</w:t>
+        <w:t xml:space="preserve">(Translation suggestions: </w:t>
+      </w:r>
+      <w:r>
+        <w:rPr>
+          <w:lang w:val="en_US" w:bidi="en_US"/>
+        </w:rPr>
+        <w:t>How to Translate Names</w:t>
+      </w:r>
+      <w:r>
+        <w:rPr>
+          <w:lang w:val="en_US" w:bidi="en_US"/>
+        </w:rPr>
+        <w:t>)</w:t>
       </w:r>
       <w:r>
         <w:rPr>
@@ -686,7 +698,19 @@
         <w:rPr>
           <w:lang w:val="en_US" w:bidi="en_US"/>
         </w:rPr>
-        <w:t>Some translations keep the proper names “Sheol” and “Hades,” spelling them to fit the sound patterns of the language of translation. (See: How to Translate Unknowns).</w:t>
+        <w:t xml:space="preserve">Some translations keep the proper names “Sheol” and “Hades,” spelling them to fit the sound patterns of the language of translation. (See: </w:t>
+      </w:r>
+      <w:r>
+        <w:rPr>
+          <w:lang w:val="en_US" w:bidi="en_US"/>
+        </w:rPr>
+        <w:t>How to Translate Unknowns</w:t>
+      </w:r>
+      <w:r>
+        <w:rPr>
+          <w:lang w:val="en_US" w:bidi="en_US"/>
+        </w:rPr>
+        <w:t>).</w:t>
       </w:r>
       <w:r>
         <w:rPr>
@@ -733,7 +757,19 @@
         <w:rPr>
           <w:lang w:val="en_US" w:bidi="en_US"/>
         </w:rPr>
-        <w:t>(Translation suggestions: How to Translate Unknowns)</w:t>
+        <w:t xml:space="preserve">(Translation suggestions: </w:t>
+      </w:r>
+      <w:r>
+        <w:rPr>
+          <w:lang w:val="en_US" w:bidi="en_US"/>
+        </w:rPr>
+        <w:t>How to Translate Unknowns</w:t>
+      </w:r>
+      <w:r>
+        <w:rPr>
+          <w:lang w:val="en_US" w:bidi="en_US"/>
+        </w:rPr>
+        <w:t>)</w:t>
       </w:r>
       <w:r>
         <w:rPr>
@@ -1209,7 +1245,19 @@
         <w:rPr>
           <w:lang w:val="en_US" w:bidi="en_US"/>
         </w:rPr>
-        <w:t>(Translation suggestions: How to Translate Names)</w:t>
+        <w:t xml:space="preserve">(Translation suggestions: </w:t>
+      </w:r>
+      <w:r>
+        <w:rPr>
+          <w:lang w:val="en_US" w:bidi="en_US"/>
+        </w:rPr>
+        <w:t>How to Translate Names</w:t>
+      </w:r>
+      <w:r>
+        <w:rPr>
+          <w:lang w:val="en_US" w:bidi="en_US"/>
+        </w:rPr>
+        <w:t>)</w:t>
       </w:r>
       <w:r>
         <w:rPr>
@@ -1729,7 +1777,19 @@
         <w:rPr>
           <w:lang w:val="en_US" w:bidi="en_US"/>
         </w:rPr>
-        <w:t>(Translation suggestions: Translate Names)</w:t>
+        <w:t xml:space="preserve">(Translation suggestions: </w:t>
+      </w:r>
+      <w:r>
+        <w:rPr>
+          <w:lang w:val="en_US" w:bidi="en_US"/>
+        </w:rPr>
+        <w:t>Translate Names</w:t>
+      </w:r>
+      <w:r>
+        <w:rPr>
+          <w:lang w:val="en_US" w:bidi="en_US"/>
+        </w:rPr>
+        <w:t>)</w:t>
       </w:r>
       <w:r>
         <w:rPr>
@@ -2114,7 +2174,19 @@
         <w:rPr>
           <w:lang w:val="en_US" w:bidi="en_US"/>
         </w:rPr>
-        <w:t>(Translation suggestions: Translate Names)</w:t>
+        <w:t xml:space="preserve">(Translation suggestions: </w:t>
+      </w:r>
+      <w:r>
+        <w:rPr>
+          <w:lang w:val="en_US" w:bidi="en_US"/>
+        </w:rPr>
+        <w:t>Translate Names</w:t>
+      </w:r>
+      <w:r>
+        <w:rPr>
+          <w:lang w:val="en_US" w:bidi="en_US"/>
+        </w:rPr>
+        <w:t>)</w:t>
       </w:r>
       <w:r>
         <w:rPr>
@@ -2466,7 +2538,19 @@
         <w:rPr>
           <w:lang w:val="en_US" w:bidi="en_US"/>
         </w:rPr>
-        <w:t>(Translation suggestions: How to Translate Names)</w:t>
+        <w:t xml:space="preserve">(Translation suggestions: </w:t>
+      </w:r>
+      <w:r>
+        <w:rPr>
+          <w:lang w:val="en_US" w:bidi="en_US"/>
+        </w:rPr>
+        <w:t>How to Translate Names</w:t>
+      </w:r>
+      <w:r>
+        <w:rPr>
+          <w:lang w:val="en_US" w:bidi="en_US"/>
+        </w:rPr>
+        <w:t>)</w:t>
       </w:r>
       <w:r>
         <w:rPr>
@@ -2977,7 +3061,19 @@
         <w:rPr>
           <w:lang w:val="en_US" w:bidi="en_US"/>
         </w:rPr>
-        <w:t>(Translation suggestions: Translate Names)</w:t>
+        <w:t xml:space="preserve">(Translation suggestions: </w:t>
+      </w:r>
+      <w:r>
+        <w:rPr>
+          <w:lang w:val="en_US" w:bidi="en_US"/>
+        </w:rPr>
+        <w:t>Translate Names</w:t>
+      </w:r>
+      <w:r>
+        <w:rPr>
+          <w:lang w:val="en_US" w:bidi="en_US"/>
+        </w:rPr>
+        <w:t>)</w:t>
       </w:r>
       <w:r>
         <w:rPr>
@@ -3385,7 +3481,19 @@
         <w:rPr>
           <w:lang w:val="en_US" w:bidi="en_US"/>
         </w:rPr>
-        <w:t>(Translation suggestions: How to Translate Names)</w:t>
+        <w:t xml:space="preserve">(Translation suggestions: </w:t>
+      </w:r>
+      <w:r>
+        <w:rPr>
+          <w:lang w:val="en_US" w:bidi="en_US"/>
+        </w:rPr>
+        <w:t>How to Translate Names</w:t>
+      </w:r>
+      <w:r>
+        <w:rPr>
+          <w:lang w:val="en_US" w:bidi="en_US"/>
+        </w:rPr>
+        <w:t>)</w:t>
       </w:r>
       <w:r>
         <w:rPr>
@@ -3885,7 +3993,19 @@
         <w:rPr>
           <w:lang w:val="en_US" w:bidi="en_US"/>
         </w:rPr>
-        <w:t>(Translation suggestions: Translate Names)</w:t>
+        <w:t xml:space="preserve">(Translation suggestions: </w:t>
+      </w:r>
+      <w:r>
+        <w:rPr>
+          <w:lang w:val="en_US" w:bidi="en_US"/>
+        </w:rPr>
+        <w:t>Translate Names</w:t>
+      </w:r>
+      <w:r>
+        <w:rPr>
+          <w:lang w:val="en_US" w:bidi="en_US"/>
+        </w:rPr>
+        <w:t>)</w:t>
       </w:r>
       <w:r>
         <w:rPr>
@@ -4707,7 +4827,19 @@
         <w:rPr>
           <w:lang w:val="en_US" w:bidi="en_US"/>
         </w:rPr>
-        <w:t>(Translation suggestions: How to Translate Names)</w:t>
+        <w:t xml:space="preserve">(Translation suggestions: </w:t>
+      </w:r>
+      <w:r>
+        <w:rPr>
+          <w:lang w:val="en_US" w:bidi="en_US"/>
+        </w:rPr>
+        <w:t>How to Translate Names</w:t>
+      </w:r>
+      <w:r>
+        <w:rPr>
+          <w:lang w:val="en_US" w:bidi="en_US"/>
+        </w:rPr>
+        <w:t>)</w:t>
       </w:r>
       <w:r>
         <w:rPr>
@@ -5033,7 +5165,19 @@
         <w:rPr>
           <w:lang w:val="en_US" w:bidi="en_US"/>
         </w:rPr>
-        <w:t>(Translation suggestions: How to Translate Names)</w:t>
+        <w:t xml:space="preserve">(Translation suggestions: </w:t>
+      </w:r>
+      <w:r>
+        <w:rPr>
+          <w:lang w:val="en_US" w:bidi="en_US"/>
+        </w:rPr>
+        <w:t>How to Translate Names</w:t>
+      </w:r>
+      <w:r>
+        <w:rPr>
+          <w:lang w:val="en_US" w:bidi="en_US"/>
+        </w:rPr>
+        <w:t>)</w:t>
       </w:r>
       <w:r>
         <w:rPr>
@@ -8621,7 +8765,19 @@
         <w:rPr>
           <w:lang w:val="en_US" w:bidi="en_US"/>
         </w:rPr>
-        <w:t>(Translation suggestions: How to Translate Names)</w:t>
+        <w:t xml:space="preserve">(Translation suggestions: </w:t>
+      </w:r>
+      <w:r>
+        <w:rPr>
+          <w:lang w:val="en_US" w:bidi="en_US"/>
+        </w:rPr>
+        <w:t>How to Translate Names</w:t>
+      </w:r>
+      <w:r>
+        <w:rPr>
+          <w:lang w:val="en_US" w:bidi="en_US"/>
+        </w:rPr>
+        <w:t>)</w:t>
       </w:r>
       <w:r>
         <w:rPr>
@@ -9166,7 +9322,19 @@
         <w:rPr>
           <w:lang w:val="en_US" w:bidi="en_US"/>
         </w:rPr>
-        <w:t>(Translation suggestions: How to Translate Names)</w:t>
+        <w:t xml:space="preserve">(Translation suggestions: </w:t>
+      </w:r>
+      <w:r>
+        <w:rPr>
+          <w:lang w:val="en_US" w:bidi="en_US"/>
+        </w:rPr>
+        <w:t>How to Translate Names</w:t>
+      </w:r>
+      <w:r>
+        <w:rPr>
+          <w:lang w:val="en_US" w:bidi="en_US"/>
+        </w:rPr>
+        <w:t>)</w:t>
       </w:r>
       <w:r>
         <w:rPr>
@@ -10808,7 +10976,19 @@
         <w:rPr>
           <w:lang w:val="en_US" w:bidi="en_US"/>
         </w:rPr>
-        <w:t>(Translation suggestions: How to Translate Names)</w:t>
+        <w:t xml:space="preserve">(Translation suggestions: </w:t>
+      </w:r>
+      <w:r>
+        <w:rPr>
+          <w:lang w:val="en_US" w:bidi="en_US"/>
+        </w:rPr>
+        <w:t>How to Translate Names</w:t>
+      </w:r>
+      <w:r>
+        <w:rPr>
+          <w:lang w:val="en_US" w:bidi="en_US"/>
+        </w:rPr>
+        <w:t>)</w:t>
       </w:r>
       <w:r>
         <w:rPr>
@@ -11331,7 +11511,19 @@
         <w:rPr>
           <w:lang w:val="en_US" w:bidi="en_US"/>
         </w:rPr>
-        <w:t>(See How to Translate Names)</w:t>
+        <w:t xml:space="preserve">(See </w:t>
+      </w:r>
+      <w:r>
+        <w:rPr>
+          <w:lang w:val="en_US" w:bidi="en_US"/>
+        </w:rPr>
+        <w:t>How to Translate Names</w:t>
+      </w:r>
+      <w:r>
+        <w:rPr>
+          <w:lang w:val="en_US" w:bidi="en_US"/>
+        </w:rPr>
+        <w:t>)</w:t>
       </w:r>
       <w:r>
         <w:rPr>
@@ -11727,7 +11919,19 @@
         <w:rPr>
           <w:lang w:val="en_US" w:bidi="en_US"/>
         </w:rPr>
-        <w:t>(Translation suggestions: How to Translate Names)</w:t>
+        <w:t xml:space="preserve">(Translation suggestions: </w:t>
+      </w:r>
+      <w:r>
+        <w:rPr>
+          <w:lang w:val="en_US" w:bidi="en_US"/>
+        </w:rPr>
+        <w:t>How to Translate Names</w:t>
+      </w:r>
+      <w:r>
+        <w:rPr>
+          <w:lang w:val="en_US" w:bidi="en_US"/>
+        </w:rPr>
+        <w:t>)</w:t>
       </w:r>
       <w:r>
         <w:rPr>
@@ -12020,7 +12224,19 @@
         <w:rPr>
           <w:lang w:val="en_US" w:bidi="en_US"/>
         </w:rPr>
-        <w:t>(Translation suggestions: Translate Names)</w:t>
+        <w:t xml:space="preserve">(Translation suggestions: </w:t>
+      </w:r>
+      <w:r>
+        <w:rPr>
+          <w:lang w:val="en_US" w:bidi="en_US"/>
+        </w:rPr>
+        <w:t>Translate Names</w:t>
+      </w:r>
+      <w:r>
+        <w:rPr>
+          <w:lang w:val="en_US" w:bidi="en_US"/>
+        </w:rPr>
+        <w:t>)</w:t>
       </w:r>
       <w:r>
         <w:rPr>
@@ -14303,7 +14519,19 @@
         <w:rPr>
           <w:lang w:val="en_US" w:bidi="en_US"/>
         </w:rPr>
-        <w:t>(Translation suggestions: How to Translate Names)</w:t>
+        <w:t xml:space="preserve">(Translation suggestions: </w:t>
+      </w:r>
+      <w:r>
+        <w:rPr>
+          <w:lang w:val="en_US" w:bidi="en_US"/>
+        </w:rPr>
+        <w:t>How to Translate Names</w:t>
+      </w:r>
+      <w:r>
+        <w:rPr>
+          <w:lang w:val="en_US" w:bidi="en_US"/>
+        </w:rPr>
+        <w:t>)</w:t>
       </w:r>
       <w:r>
         <w:rPr>
@@ -15206,7 +15434,19 @@
         <w:rPr>
           <w:lang w:val="en_US" w:bidi="en_US"/>
         </w:rPr>
-        <w:t>(Translation suggestions: Translate Names)</w:t>
+        <w:t xml:space="preserve">(Translation suggestions: </w:t>
+      </w:r>
+      <w:r>
+        <w:rPr>
+          <w:lang w:val="en_US" w:bidi="en_US"/>
+        </w:rPr>
+        <w:t>Translate Names</w:t>
+      </w:r>
+      <w:r>
+        <w:rPr>
+          <w:lang w:val="en_US" w:bidi="en_US"/>
+        </w:rPr>
+        <w:t>)</w:t>
       </w:r>
       <w:r>
         <w:rPr>
@@ -19555,7 +19795,31 @@
         <w:rPr>
           <w:lang w:val="en_US" w:bidi="en_US"/>
         </w:rPr>
-        <w:t>This term is often used figuratively to describe something that is sweet or very pleasurable. For example, God’s words and decrees are said to be “sweeter than honey.” (See also: Simile, Metaphor)</w:t>
+        <w:t xml:space="preserve">This term is often used figuratively to describe something that is sweet or very pleasurable. For example, God’s words and decrees are said to be “sweeter than honey.” (See also: </w:t>
+      </w:r>
+      <w:r>
+        <w:rPr>
+          <w:lang w:val="en_US" w:bidi="en_US"/>
+        </w:rPr>
+        <w:t>Simile</w:t>
+      </w:r>
+      <w:r>
+        <w:rPr>
+          <w:lang w:val="en_US" w:bidi="en_US"/>
+        </w:rPr>
+        <w:t xml:space="preserve">, </w:t>
+      </w:r>
+      <w:r>
+        <w:rPr>
+          <w:lang w:val="en_US" w:bidi="en_US"/>
+        </w:rPr>
+        <w:t>Metaphor</w:t>
+      </w:r>
+      <w:r>
+        <w:rPr>
+          <w:lang w:val="en_US" w:bidi="en_US"/>
+        </w:rPr>
+        <w:t>)</w:t>
       </w:r>
       <w:r>
         <w:rPr>
@@ -22740,7 +23004,19 @@
         <w:rPr>
           <w:lang w:val="en_US" w:bidi="en_US"/>
         </w:rPr>
-        <w:t>(Translation suggestions: Translate Names)</w:t>
+        <w:t xml:space="preserve">(Translation suggestions: </w:t>
+      </w:r>
+      <w:r>
+        <w:rPr>
+          <w:lang w:val="en_US" w:bidi="en_US"/>
+        </w:rPr>
+        <w:t>Translate Names</w:t>
+      </w:r>
+      <w:r>
+        <w:rPr>
+          <w:lang w:val="en_US" w:bidi="en_US"/>
+        </w:rPr>
+        <w:t>)</w:t>
       </w:r>
       <w:r>
         <w:rPr>
@@ -23172,7 +23448,19 @@
         <w:rPr>
           <w:lang w:val="en_US" w:bidi="en_US"/>
         </w:rPr>
-        <w:t>(Translation suggestions: Translate Names)</w:t>
+        <w:t xml:space="preserve">(Translation suggestions: </w:t>
+      </w:r>
+      <w:r>
+        <w:rPr>
+          <w:lang w:val="en_US" w:bidi="en_US"/>
+        </w:rPr>
+        <w:t>Translate Names</w:t>
+      </w:r>
+      <w:r>
+        <w:rPr>
+          <w:lang w:val="en_US" w:bidi="en_US"/>
+        </w:rPr>
+        <w:t>)</w:t>
       </w:r>
       <w:r>
         <w:rPr>
@@ -24514,7 +24802,19 @@
         <w:rPr>
           <w:lang w:val="en_US" w:bidi="en_US"/>
         </w:rPr>
-        <w:t>(Translation suggestions: How to Translate Names)</w:t>
+        <w:t xml:space="preserve">(Translation suggestions: </w:t>
+      </w:r>
+      <w:r>
+        <w:rPr>
+          <w:lang w:val="en_US" w:bidi="en_US"/>
+        </w:rPr>
+        <w:t>How to Translate Names</w:t>
+      </w:r>
+      <w:r>
+        <w:rPr>
+          <w:lang w:val="en_US" w:bidi="en_US"/>
+        </w:rPr>
+        <w:t>)</w:t>
       </w:r>
       <w:r>
         <w:rPr>
